--- a/swh/docx/13.content.docx
+++ b/swh/docx/13.content.docx
@@ -19,7 +19,7 @@
         <w:rPr>
           <w:lang w:val="sw_KE" w:bidi="sw_KE"/>
         </w:rPr>
-        <w:t>Resource: Maelezo ya Masomo - Machapisho ya Vitabu (Tyndale)</w:t>
+        <w:t>Resource: Tyndale Open Study Notes</w:t>
       </w:r>
       <w:r>
         <w:rPr>
@@ -112,7 +112,7 @@
         <w:rPr>
           <w:lang w:val="sw_KE" w:bidi="sw_KE"/>
         </w:rPr>
-        <w:t>Maelezo ya Masomo - Machapisho ya Vitabu (Tyndale)</w:t>
+        <w:t>Tyndale Open Study Notes</w:t>
       </w:r>
     </w:p>
     <w:p>

--- a/swh/docx/13.content.docx
+++ b/swh/docx/13.content.docx
@@ -19,7 +19,7 @@
         <w:rPr>
           <w:lang w:val="sw_KE" w:bidi="sw_KE"/>
         </w:rPr>
-        <w:t>Resource: Tyndale Open Study Notes</w:t>
+        <w:t>Resource: Aquifer Open Study Notes (Book Intros)</w:t>
       </w:r>
       <w:r>
         <w:rPr>
@@ -112,7 +112,7 @@
         <w:rPr>
           <w:lang w:val="sw_KE" w:bidi="sw_KE"/>
         </w:rPr>
-        <w:t>Tyndale Open Study Notes</w:t>
+        <w:t>Aquifer Open Study Notes (Book Intros)</w:t>
       </w:r>
     </w:p>
     <w:p>

--- a/swh/docx/13.content.docx
+++ b/swh/docx/13.content.docx
@@ -258,36 +258,24 @@
         </w:rPr>
         <w:t xml:space="preserve">Wababiloni walikuwa wameiteka ufalme wa Yuda kati ya 605 na 586 Kabla ya Kristo (KK). Ndani ya kizazi kimoja, nguvu za Wababiloni zilidhoofika kutokana na uozo wao wa ndani (tazama </w:t>
       </w:r>
-      <w:hyperlink r:id="rId13">
-        <w:r>
-          <w:rPr>
-            <w:lang w:val="sw_KE" w:bidi="sw_KE"/>
-          </w:rPr>
-          <w:rPr>
-            <w:color w:val="0000EE"/>
-            <w:u w:val="single"/>
-          </w:rPr>
-          <w:t>Dani 5</w:t>
-        </w:r>
-      </w:hyperlink>
+      <w:r>
+        <w:rPr>
+          <w:lang w:val="sw_KE" w:bidi="sw_KE"/>
+        </w:rPr>
+        <w:t>Dani 5</w:t>
+      </w:r>
       <w:r>
         <w:rPr>
           <w:lang w:val="sw_KE" w:bidi="sw_KE"/>
         </w:rPr>
         <w:t xml:space="preserve">). Wakati huo huo, kuelekea mashariki, mfalme wa Uajemi Koreshi Mkuu (559–530 KK) alianzisha ufalme mpya uliounganisha Wamedi na Waajemi. Mnamo Oktoba 539 KK, Babuloni ilianguka bila upinzani, na ufalme wa Koreshi ulienea kuelekea magharibi kujumuisha Babylonia (tazama </w:t>
       </w:r>
-      <w:hyperlink r:id="rId14">
-        <w:r>
-          <w:rPr>
-            <w:lang w:val="sw_KE" w:bidi="sw_KE"/>
-          </w:rPr>
-          <w:rPr>
-            <w:color w:val="0000EE"/>
-            <w:u w:val="single"/>
-          </w:rPr>
-          <w:t>Dani 5:30–31</w:t>
-        </w:r>
-      </w:hyperlink>
+      <w:r>
+        <w:rPr>
+          <w:lang w:val="sw_KE" w:bidi="sw_KE"/>
+        </w:rPr>
+        <w:t>Dani 5:30–31</w:t>
+      </w:r>
       <w:r>
         <w:rPr>
           <w:lang w:val="sw_KE" w:bidi="sw_KE"/>
@@ -347,36 +335,24 @@
         </w:rPr>
         <w:t>Maandishi ya 1 Mambo ya Nyakati yanagawanyika katika sehemu mbili tofauti: utambulisho wa Israeli kupitia nasaba (</w:t>
       </w:r>
-      <w:hyperlink r:id="rId15">
-        <w:r>
-          <w:rPr>
-            <w:lang w:val="sw_KE" w:bidi="sw_KE"/>
-          </w:rPr>
-          <w:rPr>
-            <w:color w:val="0000EE"/>
-            <w:u w:val="single"/>
-          </w:rPr>
-          <w:t>1 Nya 1:1–9:44</w:t>
-        </w:r>
-      </w:hyperlink>
+      <w:r>
+        <w:rPr>
+          <w:lang w:val="sw_KE" w:bidi="sw_KE"/>
+        </w:rPr>
+        <w:t>1 Nya 1:1–9:44</w:t>
+      </w:r>
       <w:r>
         <w:rPr>
           <w:lang w:val="sw_KE" w:bidi="sw_KE"/>
         </w:rPr>
         <w:t>), na maandalizi ya Daudi ya Yerusalemu kwa ajili ya hekalu na utawala wa Solomoni (</w:t>
       </w:r>
-      <w:hyperlink r:id="rId16">
-        <w:r>
-          <w:rPr>
-            <w:lang w:val="sw_KE" w:bidi="sw_KE"/>
-          </w:rPr>
-          <w:rPr>
-            <w:color w:val="0000EE"/>
-            <w:u w:val="single"/>
-          </w:rPr>
-          <w:t>10:1–29:30</w:t>
-        </w:r>
-      </w:hyperlink>
+      <w:r>
+        <w:rPr>
+          <w:lang w:val="sw_KE" w:bidi="sw_KE"/>
+        </w:rPr>
+        <w:t>10:1–29:30</w:t>
+      </w:r>
       <w:r>
         <w:rPr>
           <w:lang w:val="sw_KE" w:bidi="sw_KE"/>
@@ -397,144 +373,96 @@
         </w:rPr>
         <w:t>Sura ya kwanza ya nasaba (</w:t>
       </w:r>
-      <w:hyperlink r:id="rId17">
-        <w:r>
-          <w:rPr>
-            <w:lang w:val="sw_KE" w:bidi="sw_KE"/>
-          </w:rPr>
-          <w:rPr>
-            <w:color w:val="0000EE"/>
-            <w:u w:val="single"/>
-          </w:rPr>
-          <w:t>sura 1</w:t>
-        </w:r>
-      </w:hyperlink>
+      <w:r>
+        <w:rPr>
+          <w:lang w:val="sw_KE" w:bidi="sw_KE"/>
+        </w:rPr>
+        <w:t>sura 1</w:t>
+      </w:r>
       <w:r>
         <w:rPr>
           <w:lang w:val="sw_KE" w:bidi="sw_KE"/>
         </w:rPr>
         <w:t xml:space="preserve">) inaelezea jinsi Mungu alivyowachagua watu maalum kutoka kwa Adamu hadi Yakobo (= Israeli). </w:t>
       </w:r>
-      <w:hyperlink r:id="rId18">
-        <w:r>
-          <w:rPr>
-            <w:lang w:val="sw_KE" w:bidi="sw_KE"/>
-          </w:rPr>
-          <w:rPr>
-            <w:color w:val="0000EE"/>
-            <w:u w:val="single"/>
-          </w:rPr>
-          <w:t>Sura 2–8</w:t>
-        </w:r>
-      </w:hyperlink>
+      <w:r>
+        <w:rPr>
+          <w:lang w:val="sw_KE" w:bidi="sw_KE"/>
+        </w:rPr>
+        <w:t>Sura 2–8</w:t>
+      </w:r>
       <w:r>
         <w:rPr>
           <w:lang w:val="sw_KE" w:bidi="sw_KE"/>
         </w:rPr>
         <w:t xml:space="preserve"> zinahusu Waisraeli kutoka Yakobo hadi uhamisho kwenda Babeli. Sehemu hii kwanza inaelezea kabila la Yuda (</w:t>
       </w:r>
-      <w:hyperlink r:id="rId19">
-        <w:r>
-          <w:rPr>
-            <w:lang w:val="sw_KE" w:bidi="sw_KE"/>
-          </w:rPr>
-          <w:rPr>
-            <w:color w:val="0000EE"/>
-            <w:u w:val="single"/>
-          </w:rPr>
-          <w:t>sura 2–4</w:t>
-        </w:r>
-      </w:hyperlink>
+      <w:r>
+        <w:rPr>
+          <w:lang w:val="sw_KE" w:bidi="sw_KE"/>
+        </w:rPr>
+        <w:t>sura 2–4</w:t>
+      </w:r>
       <w:r>
         <w:rPr>
           <w:lang w:val="sw_KE" w:bidi="sw_KE"/>
         </w:rPr>
         <w:t>), ikijadili nyumba ya Daudi katika sehemu ya kati (</w:t>
       </w:r>
-      <w:hyperlink r:id="rId20">
-        <w:r>
-          <w:rPr>
-            <w:lang w:val="sw_KE" w:bidi="sw_KE"/>
-          </w:rPr>
-          <w:rPr>
-            <w:color w:val="0000EE"/>
-            <w:u w:val="single"/>
-          </w:rPr>
-          <w:t>sura 3</w:t>
-        </w:r>
-      </w:hyperlink>
+      <w:r>
+        <w:rPr>
+          <w:lang w:val="sw_KE" w:bidi="sw_KE"/>
+        </w:rPr>
+        <w:t>sura 3</w:t>
+      </w:r>
       <w:r>
         <w:rPr>
           <w:lang w:val="sw_KE" w:bidi="sw_KE"/>
         </w:rPr>
         <w:t>), na kisha inaelezea makabila mengine ya Israeli (</w:t>
       </w:r>
-      <w:hyperlink r:id="rId21">
-        <w:r>
-          <w:rPr>
-            <w:lang w:val="sw_KE" w:bidi="sw_KE"/>
-          </w:rPr>
-          <w:rPr>
-            <w:color w:val="0000EE"/>
-            <w:u w:val="single"/>
-          </w:rPr>
-          <w:t>sura 5–7</w:t>
-        </w:r>
-      </w:hyperlink>
+      <w:r>
+        <w:rPr>
+          <w:lang w:val="sw_KE" w:bidi="sw_KE"/>
+        </w:rPr>
+        <w:t>sura 5–7</w:t>
+      </w:r>
       <w:r>
         <w:rPr>
           <w:lang w:val="sw_KE" w:bidi="sw_KE"/>
         </w:rPr>
         <w:t>), ikiwa ni pamoja na wale mashariki mwa Mto Yordani (katika Transyordani). Katika sehemu ya kati ya orodha hizi za nasaba za ziada, inakuja Walawi (</w:t>
       </w:r>
-      <w:hyperlink r:id="rId22">
-        <w:r>
-          <w:rPr>
-            <w:lang w:val="sw_KE" w:bidi="sw_KE"/>
-          </w:rPr>
-          <w:rPr>
-            <w:color w:val="0000EE"/>
-            <w:u w:val="single"/>
-          </w:rPr>
-          <w:t>sura 6</w:t>
-        </w:r>
-      </w:hyperlink>
+      <w:r>
+        <w:rPr>
+          <w:lang w:val="sw_KE" w:bidi="sw_KE"/>
+        </w:rPr>
+        <w:t>sura 6</w:t>
+      </w:r>
       <w:r>
         <w:rPr>
           <w:lang w:val="sw_KE" w:bidi="sw_KE"/>
         </w:rPr>
         <w:t>), kabila lenye umuhimu wa kati. Rekodi inaendelea na kabila la Benyamini (</w:t>
       </w:r>
-      <w:hyperlink r:id="rId23">
-        <w:r>
-          <w:rPr>
-            <w:lang w:val="sw_KE" w:bidi="sw_KE"/>
-          </w:rPr>
-          <w:rPr>
-            <w:color w:val="0000EE"/>
-            <w:u w:val="single"/>
-          </w:rPr>
-          <w:t>sura 8</w:t>
-        </w:r>
-      </w:hyperlink>
+      <w:r>
+        <w:rPr>
+          <w:lang w:val="sw_KE" w:bidi="sw_KE"/>
+        </w:rPr>
+        <w:t>sura 8</w:t>
+      </w:r>
       <w:r>
         <w:rPr>
           <w:lang w:val="sw_KE" w:bidi="sw_KE"/>
         </w:rPr>
         <w:t>). Nasaba zinakamilishwa hadi karibu mwaka 400 Kabla ya Kristo (KK), na orodha ya wawakilishi wa jemadari wa jamii ambao walirudi kutoka uhamishoni na kuanza kurejesha Yerusalemu (</w:t>
       </w:r>
-      <w:hyperlink r:id="rId24">
-        <w:r>
-          <w:rPr>
-            <w:lang w:val="sw_KE" w:bidi="sw_KE"/>
-          </w:rPr>
-          <w:rPr>
-            <w:color w:val="0000EE"/>
-            <w:u w:val="single"/>
-          </w:rPr>
-          <w:t>sura 9</w:t>
-        </w:r>
-      </w:hyperlink>
+      <w:r>
+        <w:rPr>
+          <w:lang w:val="sw_KE" w:bidi="sw_KE"/>
+        </w:rPr>
+        <w:t>sura 9</w:t>
+      </w:r>
       <w:r>
         <w:rPr>
           <w:lang w:val="sw_KE" w:bidi="sw_KE"/>
@@ -555,216 +483,144 @@
         </w:rPr>
         <w:t>Nasaba ya Sauli (</w:t>
       </w:r>
-      <w:hyperlink r:id="rId25">
-        <w:r>
-          <w:rPr>
-            <w:lang w:val="sw_KE" w:bidi="sw_KE"/>
-          </w:rPr>
-          <w:rPr>
-            <w:color w:val="0000EE"/>
-            <w:u w:val="single"/>
-          </w:rPr>
-          <w:t>9:35–44</w:t>
-        </w:r>
-      </w:hyperlink>
+      <w:r>
+        <w:rPr>
+          <w:lang w:val="sw_KE" w:bidi="sw_KE"/>
+        </w:rPr>
+        <w:t>9:35–44</w:t>
+      </w:r>
       <w:r>
         <w:rPr>
           <w:lang w:val="sw_KE" w:bidi="sw_KE"/>
         </w:rPr>
         <w:t>) inatambulisha kuanzishwa kwa ufalme. Wakati Sauli alipokufa kwa sababu ya kutokuwa mwaminifu (</w:t>
       </w:r>
-      <w:hyperlink r:id="rId26">
-        <w:r>
-          <w:rPr>
-            <w:lang w:val="sw_KE" w:bidi="sw_KE"/>
-          </w:rPr>
-          <w:rPr>
-            <w:color w:val="0000EE"/>
-            <w:u w:val="single"/>
-          </w:rPr>
-          <w:t>10:1–14</w:t>
-        </w:r>
-      </w:hyperlink>
+      <w:r>
+        <w:rPr>
+          <w:lang w:val="sw_KE" w:bidi="sw_KE"/>
+        </w:rPr>
+        <w:t>10:1–14</w:t>
+      </w:r>
       <w:r>
         <w:rPr>
           <w:lang w:val="sw_KE" w:bidi="sw_KE"/>
         </w:rPr>
         <w:t>), Daudi alikuwa mfalme (</w:t>
       </w:r>
-      <w:hyperlink r:id="rId27">
-        <w:r>
-          <w:rPr>
-            <w:lang w:val="sw_KE" w:bidi="sw_KE"/>
-          </w:rPr>
-          <w:rPr>
-            <w:color w:val="0000EE"/>
-            <w:u w:val="single"/>
-          </w:rPr>
-          <w:t>11:1–12:40</w:t>
-        </w:r>
-      </w:hyperlink>
+      <w:r>
+        <w:rPr>
+          <w:lang w:val="sw_KE" w:bidi="sw_KE"/>
+        </w:rPr>
+        <w:t>11:1–12:40</w:t>
+      </w:r>
       <w:r>
         <w:rPr>
           <w:lang w:val="sw_KE" w:bidi="sw_KE"/>
         </w:rPr>
         <w:t>). Sura kuhusu utawala wa Daudi zinaeleza mpangilio wake wa maafisa na maandalizi yake kwa hekalu (</w:t>
       </w:r>
-      <w:hyperlink r:id="rId28">
-        <w:r>
-          <w:rPr>
-            <w:lang w:val="sw_KE" w:bidi="sw_KE"/>
-          </w:rPr>
-          <w:rPr>
-            <w:color w:val="0000EE"/>
-            <w:u w:val="single"/>
-          </w:rPr>
-          <w:t>sura 13–27</w:t>
-        </w:r>
-      </w:hyperlink>
+      <w:r>
+        <w:rPr>
+          <w:lang w:val="sw_KE" w:bidi="sw_KE"/>
+        </w:rPr>
+        <w:t>sura 13–27</w:t>
+      </w:r>
       <w:r>
         <w:rPr>
           <w:lang w:val="sw_KE" w:bidi="sw_KE"/>
         </w:rPr>
         <w:t>). Uhamisho wa Sanduku la Agano kwenda Yerusalemu (</w:t>
       </w:r>
-      <w:hyperlink r:id="rId29">
-        <w:r>
-          <w:rPr>
-            <w:lang w:val="sw_KE" w:bidi="sw_KE"/>
-          </w:rPr>
-          <w:rPr>
-            <w:color w:val="0000EE"/>
-            <w:u w:val="single"/>
-          </w:rPr>
-          <w:t>sura 13–16</w:t>
-        </w:r>
-      </w:hyperlink>
+      <w:r>
+        <w:rPr>
+          <w:lang w:val="sw_KE" w:bidi="sw_KE"/>
+        </w:rPr>
+        <w:t>sura 13–16</w:t>
+      </w:r>
       <w:r>
         <w:rPr>
           <w:lang w:val="sw_KE" w:bidi="sw_KE"/>
         </w:rPr>
         <w:t>) ulikuwa tukio muhimu katika kuanzishwa kwa ufalme wa Daudi. Sehemu iliyobaki ya 1 Mambo ya Nyakati inaeleza hatua zilizochukuliwa kuelekea ujenzi wa hekalu. Sura hizi zinajumuisha utambulisho wa mjenzi (sura</w:t>
       </w:r>
-      <w:hyperlink r:id="rId30">
-        <w:r>
-          <w:rPr>
-            <w:lang w:val="sw_KE" w:bidi="sw_KE"/>
-          </w:rPr>
-          <w:rPr>
-            <w:color w:val="0000EE"/>
-            <w:u w:val="single"/>
-          </w:rPr>
-          <w:t xml:space="preserve"> 17</w:t>
-        </w:r>
-      </w:hyperlink>
+      <w:r>
+        <w:rPr>
+          <w:lang w:val="sw_KE" w:bidi="sw_KE"/>
+        </w:rPr>
+        <w:t xml:space="preserve"> 17</w:t>
+      </w:r>
       <w:r>
         <w:rPr>
           <w:lang w:val="sw_KE" w:bidi="sw_KE"/>
         </w:rPr>
         <w:t>), hali za kisiasa zinazohitajika (</w:t>
       </w:r>
-      <w:hyperlink r:id="rId31">
-        <w:r>
-          <w:rPr>
-            <w:lang w:val="sw_KE" w:bidi="sw_KE"/>
-          </w:rPr>
-          <w:rPr>
-            <w:color w:val="0000EE"/>
-            <w:u w:val="single"/>
-          </w:rPr>
-          <w:t>sura 18–20</w:t>
-        </w:r>
-      </w:hyperlink>
+      <w:r>
+        <w:rPr>
+          <w:lang w:val="sw_KE" w:bidi="sw_KE"/>
+        </w:rPr>
+        <w:t>sura 18–20</w:t>
+      </w:r>
       <w:r>
         <w:rPr>
           <w:lang w:val="sw_KE" w:bidi="sw_KE"/>
         </w:rPr>
         <w:t>), eneo (</w:t>
       </w:r>
-      <w:hyperlink r:id="rId32">
-        <w:r>
-          <w:rPr>
-            <w:lang w:val="sw_KE" w:bidi="sw_KE"/>
-          </w:rPr>
-          <w:rPr>
-            <w:color w:val="0000EE"/>
-            <w:u w:val="single"/>
-          </w:rPr>
-          <w:t>sura 21</w:t>
-        </w:r>
-      </w:hyperlink>
+      <w:r>
+        <w:rPr>
+          <w:lang w:val="sw_KE" w:bidi="sw_KE"/>
+        </w:rPr>
+        <w:t>sura 21</w:t>
+      </w:r>
       <w:r>
         <w:rPr>
           <w:lang w:val="sw_KE" w:bidi="sw_KE"/>
         </w:rPr>
         <w:t>), wafanyakazi (</w:t>
       </w:r>
-      <w:hyperlink r:id="rId33">
-        <w:r>
-          <w:rPr>
-            <w:lang w:val="sw_KE" w:bidi="sw_KE"/>
-          </w:rPr>
-          <w:rPr>
-            <w:color w:val="0000EE"/>
-            <w:u w:val="single"/>
-          </w:rPr>
-          <w:t>sura 23–27</w:t>
-        </w:r>
-      </w:hyperlink>
+      <w:r>
+        <w:rPr>
+          <w:lang w:val="sw_KE" w:bidi="sw_KE"/>
+        </w:rPr>
+        <w:t>sura 23–27</w:t>
+      </w:r>
       <w:r>
         <w:rPr>
           <w:lang w:val="sw_KE" w:bidi="sw_KE"/>
         </w:rPr>
         <w:t xml:space="preserve">), vifaa, na mipango (sura </w:t>
       </w:r>
-      <w:hyperlink r:id="rId34">
-        <w:r>
-          <w:rPr>
-            <w:lang w:val="sw_KE" w:bidi="sw_KE"/>
-          </w:rPr>
-          <w:rPr>
-            <w:color w:val="0000EE"/>
-            <w:u w:val="single"/>
-          </w:rPr>
-          <w:t>22</w:t>
-        </w:r>
-      </w:hyperlink>
+      <w:r>
+        <w:rPr>
+          <w:lang w:val="sw_KE" w:bidi="sw_KE"/>
+        </w:rPr>
+        <w:t>22</w:t>
+      </w:r>
       <w:r>
         <w:rPr>
           <w:lang w:val="sw_KE" w:bidi="sw_KE"/>
         </w:rPr>
         <w:t xml:space="preserve">, </w:t>
       </w:r>
-      <w:hyperlink r:id="rId35">
-        <w:r>
-          <w:rPr>
-            <w:lang w:val="sw_KE" w:bidi="sw_KE"/>
-          </w:rPr>
-          <w:rPr>
-            <w:color w:val="0000EE"/>
-            <w:u w:val="single"/>
-          </w:rPr>
-          <w:t>28–29</w:t>
-        </w:r>
-      </w:hyperlink>
+      <w:r>
+        <w:rPr>
+          <w:lang w:val="sw_KE" w:bidi="sw_KE"/>
+        </w:rPr>
+        <w:t>28–29</w:t>
+      </w:r>
       <w:r>
         <w:rPr>
           <w:lang w:val="sw_KE" w:bidi="sw_KE"/>
         </w:rPr>
         <w:t>). Hadithi ya utawala wa Daudi inahitimishwa na mkutano mkubwa wa umma na kuagizwa kwa Solomoni kama mfalme wa Amani ambaye angejenga hekalu (</w:t>
       </w:r>
-      <w:hyperlink r:id="rId35">
-        <w:r>
-          <w:rPr>
-            <w:lang w:val="sw_KE" w:bidi="sw_KE"/>
-          </w:rPr>
-          <w:rPr>
-            <w:color w:val="0000EE"/>
-            <w:u w:val="single"/>
-          </w:rPr>
-          <w:t>sura 28–29</w:t>
-        </w:r>
-      </w:hyperlink>
+      <w:r>
+        <w:rPr>
+          <w:lang w:val="sw_KE" w:bidi="sw_KE"/>
+        </w:rPr>
+        <w:t>sura 28–29</w:t>
+      </w:r>
       <w:r>
         <w:rPr>
           <w:lang w:val="sw_KE" w:bidi="sw_KE"/>
@@ -810,72 +666,48 @@
         </w:rPr>
         <w:t>Mwandishi wa Mambo ya Nyakati aliandika katika miaka ya mwisho ya Milki ya Uajemi, pengine karibu na mwaka 400 KK. Nasaba ya wazao wa Yekonia (</w:t>
       </w:r>
-      <w:hyperlink r:id="rId36">
-        <w:r>
-          <w:rPr>
-            <w:lang w:val="sw_KE" w:bidi="sw_KE"/>
-          </w:rPr>
-          <w:rPr>
-            <w:color w:val="0000EE"/>
-            <w:u w:val="single"/>
-          </w:rPr>
-          <w:t>3:17–24</w:t>
-        </w:r>
-      </w:hyperlink>
+      <w:r>
+        <w:rPr>
+          <w:lang w:val="sw_KE" w:bidi="sw_KE"/>
+        </w:rPr>
+        <w:t>3:17–24</w:t>
+      </w:r>
       <w:r>
         <w:rPr>
           <w:lang w:val="sw_KE" w:bidi="sw_KE"/>
         </w:rPr>
         <w:t>) unapendekeza tarehe ambayo ni vizazi nane baada ya Zerubabeli, ambaye alihudumu kama gavana karibu na mwaka 520 KK, wakati wa utawala wa Dario, mfalme wa Uajemi (</w:t>
       </w:r>
-      <w:hyperlink r:id="rId37">
-        <w:r>
-          <w:rPr>
-            <w:lang w:val="sw_KE" w:bidi="sw_KE"/>
-          </w:rPr>
-          <w:rPr>
-            <w:color w:val="0000EE"/>
-            <w:u w:val="single"/>
-          </w:rPr>
-          <w:t>Zek 1:1</w:t>
-        </w:r>
-      </w:hyperlink>
+      <w:r>
+        <w:rPr>
+          <w:lang w:val="sw_KE" w:bidi="sw_KE"/>
+        </w:rPr>
+        <w:t>Zek 1:1</w:t>
+      </w:r>
       <w:r>
         <w:rPr>
           <w:lang w:val="sw_KE" w:bidi="sw_KE"/>
         </w:rPr>
         <w:t xml:space="preserve">; </w:t>
       </w:r>
-      <w:hyperlink r:id="rId38">
-        <w:r>
-          <w:rPr>
-            <w:lang w:val="sw_KE" w:bidi="sw_KE"/>
-          </w:rPr>
-          <w:rPr>
-            <w:color w:val="0000EE"/>
-            <w:u w:val="single"/>
-          </w:rPr>
-          <w:t>4:9</w:t>
-        </w:r>
-      </w:hyperlink>
+      <w:r>
+        <w:rPr>
+          <w:lang w:val="sw_KE" w:bidi="sw_KE"/>
+        </w:rPr>
+        <w:t>4:9</w:t>
+      </w:r>
       <w:r>
         <w:rPr>
           <w:lang w:val="sw_KE" w:bidi="sw_KE"/>
         </w:rPr>
         <w:t>). Mwandishi wa Mambo ya Nyakati pengine aliandika muda fulani baada ya Nehemia kusafiri kwenda Yerusalemu katika mwaka wa ishirini wa Artashasta (445 KK) kurekebisha kuta za mji (</w:t>
       </w:r>
-      <w:hyperlink r:id="rId39">
-        <w:r>
-          <w:rPr>
-            <w:lang w:val="sw_KE" w:bidi="sw_KE"/>
-          </w:rPr>
-          <w:rPr>
-            <w:color w:val="0000EE"/>
-            <w:u w:val="single"/>
-          </w:rPr>
-          <w:t>Neh 2:1</w:t>
-        </w:r>
-      </w:hyperlink>
+      <w:r>
+        <w:rPr>
+          <w:lang w:val="sw_KE" w:bidi="sw_KE"/>
+        </w:rPr>
+        <w:t>Neh 2:1</w:t>
+      </w:r>
       <w:r>
         <w:rPr>
           <w:lang w:val="sw_KE" w:bidi="sw_KE"/>
@@ -907,18 +739,12 @@
         </w:rPr>
         <w:t xml:space="preserve">Kidogo kinajulikana kuhusu hali ya Yudea baada ya Nehemia, ingawa Nehemia anafichua baadhi ya changamoto za kijamii. Jaribio la kuoa nje ya Israeli lilikuwa la kawaida, na ndoa za mchanganyiko zilibaki hadi siku za Malaki (400 KK; tazama </w:t>
       </w:r>
-      <w:hyperlink r:id="rId40">
-        <w:r>
-          <w:rPr>
-            <w:lang w:val="sw_KE" w:bidi="sw_KE"/>
-          </w:rPr>
-          <w:rPr>
-            <w:color w:val="0000EE"/>
-            <w:u w:val="single"/>
-          </w:rPr>
-          <w:t>Mal 2:14–16</w:t>
-        </w:r>
-      </w:hyperlink>
+      <w:r>
+        <w:rPr>
+          <w:lang w:val="sw_KE" w:bidi="sw_KE"/>
+        </w:rPr>
+        <w:t>Mal 2:14–16</w:t>
+      </w:r>
       <w:r>
         <w:rPr>
           <w:lang w:val="sw_KE" w:bidi="sw_KE"/>
@@ -1029,36 +855,24 @@
         </w:rPr>
         <w:t>Ahadi ya Mungu kwa Daudi (</w:t>
       </w:r>
-      <w:hyperlink r:id="rId30">
-        <w:r>
-          <w:rPr>
-            <w:lang w:val="sw_KE" w:bidi="sw_KE"/>
-          </w:rPr>
-          <w:rPr>
-            <w:color w:val="0000EE"/>
-            <w:u w:val="single"/>
-          </w:rPr>
-          <w:t>17:1–27</w:t>
-        </w:r>
-      </w:hyperlink>
+      <w:r>
+        <w:rPr>
+          <w:lang w:val="sw_KE" w:bidi="sw_KE"/>
+        </w:rPr>
+        <w:t>17:1–27</w:t>
+      </w:r>
       <w:r>
         <w:rPr>
           <w:lang w:val="sw_KE" w:bidi="sw_KE"/>
         </w:rPr>
         <w:t>) inachukua nafasi ya kati katika ujumbe wa Mwandishi wa Mambo ya Nyakati. Wakati Daudi alipoamua kujenga nyumba kwa ajili ya Sanduku la Agano la Mungu, nabii Nathani aliona maono yakimjulisha kwamba Daudi alikuwa amekosea: Daudi hangejenga nyumba kwa Mungu, bali Mungu angemjengea Daudi nyumba. Nyumba hii ingekuwa nasaba (</w:t>
       </w:r>
-      <w:hyperlink r:id="rId41">
-        <w:r>
-          <w:rPr>
-            <w:lang w:val="sw_KE" w:bidi="sw_KE"/>
-          </w:rPr>
-          <w:rPr>
-            <w:color w:val="0000EE"/>
-            <w:u w:val="single"/>
-          </w:rPr>
-          <w:t>2 Sam 7:11–14</w:t>
-        </w:r>
-      </w:hyperlink>
+      <w:r>
+        <w:rPr>
+          <w:lang w:val="sw_KE" w:bidi="sw_KE"/>
+        </w:rPr>
+        <w:t>2 Sam 7:11–14</w:t>
+      </w:r>
       <w:r>
         <w:rPr>
           <w:i/>
@@ -1066,18 +880,12 @@
         </w:rPr>
         <w:t>//</w:t>
       </w:r>
-      <w:hyperlink r:id="rId42">
-        <w:r>
-          <w:rPr>
-            <w:lang w:val="sw_KE" w:bidi="sw_KE"/>
-          </w:rPr>
-          <w:rPr>
-            <w:color w:val="0000EE"/>
-            <w:u w:val="single"/>
-          </w:rPr>
-          <w:t>1 Nya 17:10–14</w:t>
-        </w:r>
-      </w:hyperlink>
+      <w:r>
+        <w:rPr>
+          <w:lang w:val="sw_KE" w:bidi="sw_KE"/>
+        </w:rPr>
+        <w:t>1 Nya 17:10–14</w:t>
+      </w:r>
       <w:r>
         <w:rPr>
           <w:lang w:val="sw_KE" w:bidi="sw_KE"/>
@@ -1098,54 +906,36 @@
         </w:rPr>
         <w:t>Mwandishi wa Mambo ya Nyakati alikuwa na majukumu mawili. Kwanza, alihitaji kueleza kwa nini ufalme wa Daudi ulianguka. Pili, alihitaji kuthibitisha kwamba eneo hili dogo, linalopambana na Dola Kuu ya Uajemi, lingekuwa ufalme ambao Mungu alikuwa ameahidi kwa Daudi. Maelezo ya kushindwa kwa ufalme wa Daudi yanaanza na kushindwa kwa Sauli: Mungu alimkataa Sauli kama mfalme wa Israeli kwa sababu hakuwa mwaminifu. Sauli hakumtii Mungu na alivunja agano hadi kufikia hatua ya kushauriana na mwaguzi (</w:t>
       </w:r>
-      <w:hyperlink r:id="rId43">
-        <w:r>
-          <w:rPr>
-            <w:lang w:val="sw_KE" w:bidi="sw_KE"/>
-          </w:rPr>
-          <w:rPr>
-            <w:color w:val="0000EE"/>
-            <w:u w:val="single"/>
-          </w:rPr>
-          <w:t>10:13</w:t>
-        </w:r>
-      </w:hyperlink>
+      <w:r>
+        <w:rPr>
+          <w:lang w:val="sw_KE" w:bidi="sw_KE"/>
+        </w:rPr>
+        <w:t>10:13</w:t>
+      </w:r>
       <w:r>
         <w:rPr>
           <w:lang w:val="sw_KE" w:bidi="sw_KE"/>
         </w:rPr>
         <w:t xml:space="preserve">). Wafalme wa baadaye walirudia makosa ya Sauli: Waliasi agano la Mungu na walitafuta usalama kutoka kwa nguvu za kigeni na miungu ya kipagani badala ya kutoka kwa Mwamba wao, Bwana (tazama </w:t>
       </w:r>
-      <w:hyperlink r:id="rId44">
-        <w:r>
-          <w:rPr>
-            <w:lang w:val="sw_KE" w:bidi="sw_KE"/>
-          </w:rPr>
-          <w:rPr>
-            <w:color w:val="0000EE"/>
-            <w:u w:val="single"/>
-          </w:rPr>
-          <w:t>Kumb 32:4</w:t>
-        </w:r>
-      </w:hyperlink>
+      <w:r>
+        <w:rPr>
+          <w:lang w:val="sw_KE" w:bidi="sw_KE"/>
+        </w:rPr>
+        <w:t>Kumb 32:4</w:t>
+      </w:r>
       <w:r>
         <w:rPr>
           <w:lang w:val="sw_KE" w:bidi="sw_KE"/>
         </w:rPr>
         <w:t xml:space="preserve">, </w:t>
       </w:r>
-      <w:hyperlink r:id="rId45">
-        <w:r>
-          <w:rPr>
-            <w:lang w:val="sw_KE" w:bidi="sw_KE"/>
-          </w:rPr>
-          <w:rPr>
-            <w:color w:val="0000EE"/>
-            <w:u w:val="single"/>
-          </w:rPr>
-          <w:t>15–39</w:t>
-        </w:r>
-      </w:hyperlink>
+      <w:r>
+        <w:rPr>
+          <w:lang w:val="sw_KE" w:bidi="sw_KE"/>
+        </w:rPr>
+        <w:t>15–39</w:t>
+      </w:r>
       <w:r>
         <w:rPr>
           <w:lang w:val="sw_KE" w:bidi="sw_KE"/>
@@ -1179,18 +969,12 @@
         </w:rPr>
         <w:t>Chanzo cha matumaini, kwa upande mwingine, kinatokana na sala ya Solomoni wakati wa kutawazwa kwa hekalu: “Ikiwa watu wangu walioitwa kwa jina langu watajinyenyekeza, kuomba, kutafuta uso wangu, na kuacha njia zao mbaya, nitasikia kutoka mbinguni, nitawasamehe dhambi zao, na kuiponya nchi yao” (</w:t>
       </w:r>
-      <w:hyperlink r:id="rId46">
-        <w:r>
-          <w:rPr>
-            <w:lang w:val="sw_KE" w:bidi="sw_KE"/>
-          </w:rPr>
-          <w:rPr>
-            <w:color w:val="0000EE"/>
-            <w:u w:val="single"/>
-          </w:rPr>
-          <w:t>2 Mambo ya Nyakati 7:14</w:t>
-        </w:r>
-      </w:hyperlink>
+      <w:r>
+        <w:rPr>
+          <w:lang w:val="sw_KE" w:bidi="sw_KE"/>
+        </w:rPr>
+        <w:t>2 Mambo ya Nyakati 7:14</w:t>
+      </w:r>
       <w:r>
         <w:rPr>
           <w:lang w:val="sw_KE" w:bidi="sw_KE"/>
@@ -1211,18 +995,12 @@
         </w:rPr>
         <w:t xml:space="preserve">Kitabu cha 1 Mambo ya Nyakati kinaweka misingi muhimu kwa ajili ya urejesho. Ahadi kwa Daudi haikutoweka wakati wa Uhamisho; jamii iliyorejeshwa Yerusalemu ilibeba ahadi hiyo. Hata mgawanyiko wa ufalme baada ya utawala wa Solomoni haukuondoa kabila lolote kutoka kwenye mustakabali wa Israeli. Kwa Mwandishi wa Nyakati, makabila yote yalihusika katika urejesho, ikiwemo yale ya ufalme wa kaskazini (tazama </w:t>
       </w:r>
-      <w:hyperlink r:id="rId47">
-        <w:r>
-          <w:rPr>
-            <w:lang w:val="sw_KE" w:bidi="sw_KE"/>
-          </w:rPr>
-          <w:rPr>
-            <w:color w:val="0000EE"/>
-            <w:u w:val="single"/>
-          </w:rPr>
-          <w:t>1 Nyak 9:3</w:t>
-        </w:r>
-      </w:hyperlink>
+      <w:r>
+        <w:rPr>
+          <w:lang w:val="sw_KE" w:bidi="sw_KE"/>
+        </w:rPr>
+        <w:t>1 Nyak 9:3</w:t>
+      </w:r>
       <w:r>
         <w:rPr>
           <w:lang w:val="sw_KE" w:bidi="sw_KE"/>
